--- a/public/modelo-minedu-sesion.docx
+++ b/public/modelo-minedu-sesion.docx
@@ -2419,98 +2419,33 @@
             <w:shd w:val="clear" w:color="auto" w:fill="FFFFFF" w:themeFill="background1"/>
           </w:tcPr>
           <w:p>
+            <w:r>
+              <w:rPr>
+                <w:b/>
+              </w:rPr>
+              <w:t>{{transversal_1_nombre}}</w:t>
+            </w:r>
+          </w:p>
+          <w:p>
+            <w:r>
+              <w:rPr>
+                <w:b/>
+              </w:rPr>
+              <w:t>CAPACIDADES:</w:t>
+            </w:r>
+          </w:p>
+          <w:p>
             <w:pPr>
               <w:pStyle w:val="CAPACIDAD"/>
-              <w:numPr>
-                <w:ilvl w:val="0"/>
-                <w:numId w:val="3"/>
-              </w:numPr>
-              <w:rPr>
-                <w:rFonts w:ascii="Calibri" w:hAnsi="Calibri" w:cs="Calibri"/>
-                <w:b/>
+              <w:rPr>
+                <w:rFonts w:ascii="Calibri" w:hAnsi="Calibri" w:cs="Calibri"/>
                 <w:bCs/>
                 <w:sz w:val="18"/>
                 <w:szCs w:val="18"/>
               </w:rPr>
             </w:pPr>
             <w:r>
-              <w:rPr>
-                <w:rFonts w:ascii="Calibri" w:hAnsi="Calibri" w:cs="Calibri"/>
-                <w:b/>
-                <w:bCs/>
-                <w:sz w:val="18"/>
-                <w:szCs w:val="18"/>
-                <w:lang w:val="es-PE"/>
-              </w:rPr>
-              <w:t>Se desenvuelve en entornos virtuales generados por las TIC</w:t>
-            </w:r>
-            <w:r>
-              <w:rPr>
-                <w:rFonts w:ascii="Calibri" w:hAnsi="Calibri" w:cs="Calibri"/>
-                <w:b/>
-                <w:bCs/>
-                <w:sz w:val="18"/>
-                <w:szCs w:val="18"/>
-              </w:rPr>
-              <w:t xml:space="preserve"> </w:t>
-            </w:r>
-          </w:p>
-          <w:p>
-            <w:pPr>
-              <w:pStyle w:val="CAPACIDAD"/>
-              <w:jc w:val="center"/>
-              <w:rPr>
-                <w:rFonts w:ascii="Calibri" w:hAnsi="Calibri" w:cs="Calibri"/>
-                <w:b/>
-                <w:bCs/>
-                <w:color w:val="002060"/>
-                <w:sz w:val="18"/>
-                <w:szCs w:val="18"/>
-                <w:u w:val="single"/>
-              </w:rPr>
-            </w:pPr>
-            <w:r>
-              <w:rPr>
-                <w:rFonts w:ascii="Calibri" w:hAnsi="Calibri" w:cs="Calibri"/>
-                <w:b/>
-                <w:bCs/>
-                <w:color w:val="002060"/>
-                <w:sz w:val="18"/>
-                <w:szCs w:val="18"/>
-                <w:u w:val="single"/>
-              </w:rPr>
-              <w:t>CAPACIDADES</w:t>
-            </w:r>
-          </w:p>
-          <w:p>
-            <w:pPr>
-              <w:pStyle w:val="CAPACIDAD"/>
-              <w:numPr>
-                <w:ilvl w:val="0"/>
-                <w:numId w:val="7"/>
-              </w:numPr>
-              <w:rPr>
-                <w:rFonts w:ascii="Calibri" w:hAnsi="Calibri" w:cs="Calibri"/>
-                <w:bCs/>
-                <w:sz w:val="18"/>
-                <w:szCs w:val="18"/>
-              </w:rPr>
-            </w:pPr>
-            <w:r>
-              <w:rPr>
-                <w:rFonts w:ascii="Calibri" w:hAnsi="Calibri" w:cs="Calibri"/>
-                <w:sz w:val="18"/>
-                <w:szCs w:val="18"/>
-              </w:rPr>
-              <w:t>Interactúa en entornos virtuale</w:t>
-            </w:r>
-            <w:r>
-              <w:rPr>
-                <w:rFonts w:ascii="Calibri" w:hAnsi="Calibri" w:cs="Calibri"/>
-                <w:sz w:val="18"/>
-                <w:szCs w:val="18"/>
-              </w:rPr>
-              <w:t>s</w:t>
+              <w:t>{{transversal_1_capacidades}}</w:t>
             </w:r>
           </w:p>
         </w:tc>
@@ -2532,51 +2467,28 @@
               </w:rPr>
             </w:pPr>
             <w:r>
+              <w:t>{{transversal_1_estandar}}</w:t>
+            </w:r>
+          </w:p>
+        </w:tc>
+        <w:tc>
+          <w:tcPr>
+            <w:tcW w:w="3260" w:type="dxa"/>
+            <w:shd w:val="clear" w:color="auto" w:fill="FFFFFF" w:themeFill="background1"/>
+          </w:tcPr>
+          <w:p>
+            <w:pPr>
+              <w:pStyle w:val="INDICADOR"/>
+              <w:ind w:left="142"/>
               <w:rPr>
                 <w:rFonts w:ascii="Calibri" w:hAnsi="Calibri" w:cs="Calibri"/>
                 <w:bCs/>
                 <w:sz w:val="18"/>
                 <w:szCs w:val="18"/>
-                <w:lang w:val="es-ES"/>
-              </w:rPr>
-              <w:t>-</w:t>
-            </w:r>
-            <w:r>
-              <w:rPr>
-                <w:rFonts w:ascii="Calibri" w:hAnsi="Calibri" w:cs="Calibri"/>
-                <w:bCs/>
-                <w:sz w:val="18"/>
-                <w:szCs w:val="18"/>
-                <w:lang w:val="es-ES"/>
-              </w:rPr>
-              <w:t>Elabora material digital (presentaciones, videos, documentos, diseños, entre otros) comparando y seleccionando distintas actividades según sus necesidades, actitudes y valores.</w:t>
-            </w:r>
-          </w:p>
-        </w:tc>
-        <w:tc>
-          <w:tcPr>
-            <w:tcW w:w="3260" w:type="dxa"/>
-            <w:shd w:val="clear" w:color="auto" w:fill="FFFFFF" w:themeFill="background1"/>
-          </w:tcPr>
-          <w:p>
-            <w:pPr>
-              <w:pStyle w:val="INDICADOR"/>
-              <w:ind w:left="142"/>
-              <w:rPr>
-                <w:rFonts w:ascii="Calibri" w:hAnsi="Calibri" w:cs="Calibri"/>
-                <w:bCs/>
-                <w:sz w:val="18"/>
-                <w:szCs w:val="18"/>
-              </w:rPr>
-            </w:pPr>
-            <w:r>
-              <w:rPr>
-                <w:rFonts w:ascii="Calibri" w:hAnsi="Calibri" w:cs="Calibri"/>
-                <w:bCs/>
-                <w:sz w:val="18"/>
-                <w:szCs w:val="18"/>
-              </w:rPr>
-              <w:t xml:space="preserve">Modifica un entorno virtual personalizado cuando clasifica aplicaciones y herramientas de navegación, para utilizarlo según las necesidades, el contexto y las actividades en las que participa. </w:t>
+              </w:rPr>
+            </w:pPr>
+            <w:r>
+              <w:t>{{transversal_1_desempeno}}</w:t>
             </w:r>
           </w:p>
         </w:tc>
@@ -2599,12 +2511,7 @@
               </w:rPr>
             </w:pPr>
             <w:r>
-              <w:rPr>
-                <w:rFonts w:ascii="Calibri" w:hAnsi="Calibri" w:cs="Calibri"/>
-                <w:sz w:val="18"/>
-                <w:szCs w:val="18"/>
-              </w:rPr>
-              <w:t xml:space="preserve"> Cuando organiza sus carpetas y archivos con una lógica personal, configura las interfaces de las plataformas (como fondos, idiomas o accesos directos) y selecciona herramientas específicas que facilitan su flujo de trabajo.</w:t>
+              <w:t>{{transversal_1_evidencia}}</w:t>
             </w:r>
           </w:p>
         </w:tc>
@@ -2619,35 +2526,24 @@
             <w:shd w:val="clear" w:color="auto" w:fill="FFFFFF" w:themeFill="background1"/>
           </w:tcPr>
           <w:p>
+            <w:r>
+              <w:rPr>
+                <w:b/>
+              </w:rPr>
+              <w:t>{{transversal_2_nombre}}</w:t>
+            </w:r>
+          </w:p>
+          <w:p>
+            <w:r>
+              <w:rPr>
+                <w:b/>
+              </w:rPr>
+              <w:t>CAPACIDADES:</w:t>
+            </w:r>
+          </w:p>
+          <w:p>
             <w:pPr>
               <w:pStyle w:val="CAPACIDAD"/>
-              <w:numPr>
-                <w:ilvl w:val="0"/>
-                <w:numId w:val="5"/>
-              </w:numPr>
-              <w:rPr>
-                <w:rFonts w:ascii="Calibri" w:hAnsi="Calibri" w:cs="Calibri"/>
-                <w:b/>
-                <w:bCs/>
-                <w:sz w:val="18"/>
-                <w:szCs w:val="18"/>
-              </w:rPr>
-            </w:pPr>
-            <w:r>
-              <w:rPr>
-                <w:rFonts w:ascii="Calibri" w:hAnsi="Calibri" w:cs="Calibri"/>
-                <w:b/>
-                <w:bCs/>
-                <w:sz w:val="18"/>
-                <w:szCs w:val="18"/>
-              </w:rPr>
-              <w:t>Gestiona su aprendizaje de manera autónoma</w:t>
-            </w:r>
-          </w:p>
-          <w:p>
-            <w:pPr>
-              <w:pStyle w:val="CAPACIDAD"/>
-              <w:jc w:val="center"/>
               <w:rPr>
                 <w:rFonts w:ascii="Calibri" w:hAnsi="Calibri" w:cs="Calibri"/>
                 <w:b/>
@@ -2659,42 +2555,7 @@
               </w:rPr>
             </w:pPr>
             <w:r>
-              <w:rPr>
-                <w:rFonts w:ascii="Calibri" w:hAnsi="Calibri" w:cs="Calibri"/>
-                <w:b/>
-                <w:bCs/>
-                <w:color w:val="002060"/>
-                <w:sz w:val="18"/>
-                <w:szCs w:val="18"/>
-                <w:u w:val="single"/>
-              </w:rPr>
-              <w:t>CAPACIDADES</w:t>
-            </w:r>
-          </w:p>
-          <w:p>
-            <w:pPr>
-              <w:pStyle w:val="CAPACIDAD"/>
-              <w:numPr>
-                <w:ilvl w:val="0"/>
-                <w:numId w:val="9"/>
-              </w:numPr>
-              <w:rPr>
-                <w:rFonts w:ascii="Calibri" w:hAnsi="Calibri" w:cs="Calibri"/>
-                <w:b/>
-                <w:bCs/>
-                <w:color w:val="002060"/>
-                <w:sz w:val="18"/>
-                <w:szCs w:val="18"/>
-                <w:u w:val="single"/>
-              </w:rPr>
-            </w:pPr>
-            <w:r>
-              <w:rPr>
-                <w:rFonts w:ascii="Calibri" w:hAnsi="Calibri" w:cs="Calibri"/>
-                <w:sz w:val="18"/>
-                <w:szCs w:val="18"/>
-              </w:rPr>
-              <w:t>Monitorea y ajusta su desempeño durante el proceso de aprendizaje.</w:t>
+              <w:t>{{transversal_2_capacidades}}</w:t>
             </w:r>
           </w:p>
         </w:tc>
@@ -2716,14 +2577,7 @@
               </w:rPr>
             </w:pPr>
             <w:r>
-              <w:rPr>
-                <w:rFonts w:ascii="Calibri" w:hAnsi="Calibri" w:cs="Calibri"/>
-                <w:kern w:val="18"/>
-                <w:sz w:val="18"/>
-                <w:szCs w:val="18"/>
-                <w:lang w:val="es-ES_tradnl" w:eastAsia="es-ES"/>
-              </w:rPr>
-              <w:t xml:space="preserve">Comprende que debe organizarse lo más específicamente posible y que lo planteado incluya más de una estrategia y procedimientos que le permitan realizar la tarea, considerando su experiencia previa al respecto. </w:t>
+              <w:t>{{transversal_2_estandar}}</w:t>
             </w:r>
           </w:p>
         </w:tc>
@@ -2732,34 +2586,6 @@
             <w:tcW w:w="3260" w:type="dxa"/>
             <w:shd w:val="clear" w:color="auto" w:fill="FFFFFF" w:themeFill="background1"/>
           </w:tcPr>
-          <w:p>
-            <w:pPr>
-              <w:pStyle w:val="INDICADOR"/>
-              <w:ind w:left="142"/>
-              <w:rPr>
-                <w:rFonts w:ascii="Calibri" w:hAnsi="Calibri" w:cs="Calibri"/>
-                <w:sz w:val="18"/>
-                <w:szCs w:val="18"/>
-              </w:rPr>
-            </w:pPr>
-            <w:r>
-              <w:rPr>
-                <w:rFonts w:ascii="Calibri" w:hAnsi="Calibri" w:cs="Calibri"/>
-                <w:sz w:val="18"/>
-                <w:szCs w:val="18"/>
-              </w:rPr>
-              <w:t>Determina metas de aprendizaje viables, asociadas a sus necesidades, prioridades de aprendi</w:t>
-            </w:r>
-            <w:r>
-              <w:rPr>
-                <w:rFonts w:ascii="Calibri" w:hAnsi="Calibri" w:cs="Calibri"/>
-                <w:sz w:val="18"/>
-                <w:szCs w:val="18"/>
-              </w:rPr>
-              <w:softHyphen/>
-              <w:t>zaje y recursos disponibles, que le permitan lograr la tarea.</w:t>
-            </w:r>
-          </w:p>
           <w:p>
             <w:pPr>
               <w:pStyle w:val="INDICADOR"/>
@@ -2774,6 +2600,9 @@
                 <w:lang w:val="es-ES"/>
               </w:rPr>
             </w:pPr>
+            <w:r>
+              <w:t>{{transversal_2_desempeno}}</w:t>
+            </w:r>
           </w:p>
         </w:tc>
         <w:tc>
@@ -2794,12 +2623,7 @@
               </w:rPr>
             </w:pPr>
             <w:r>
-              <w:rPr>
-                <w:rFonts w:ascii="Calibri" w:hAnsi="Calibri" w:cs="Calibri"/>
-                <w:sz w:val="18"/>
-                <w:szCs w:val="18"/>
-              </w:rPr>
-              <w:t xml:space="preserve">se evidencia cuando el estudiante asume el control de su propio proceso de aprendizaje, reconociendo qué necesita aprender y qué dificultades enfrenta </w:t>
+              <w:t>{{transversal_2_evidencia}}</w:t>
             </w:r>
           </w:p>
         </w:tc>
@@ -3274,7 +3098,25 @@
                 <w:sz w:val="18"/>
                 <w:szCs w:val="18"/>
               </w:rPr>
-              <w:t>El trabajo entre pares se evidencia cuando los estudiantes interactúan de manera colaborativa para movilizar capacidades y resolver el reto propuesto de la sesión. Se manifiesta mediante el intercambio de estrategias, la confrontación de ideas y la retroalimentación mutua para alcanzar el propósito de aprendizaje de forma conjunta.</w:t>
+              <w:t>{{</w:t>
+            </w:r>
+            <w:proofErr w:type="spellStart"/>
+            <w:r>
+              <w:rPr>
+                <w:rFonts w:ascii="Calibri" w:hAnsi="Calibri" w:cs="Calibri"/>
+                <w:sz w:val="18"/>
+                <w:szCs w:val="18"/>
+              </w:rPr>
+              <w:t>trabajo_entre_pares</w:t>
+            </w:r>
+            <w:proofErr w:type="spellEnd"/>
+            <w:r>
+              <w:rPr>
+                <w:rFonts w:ascii="Calibri" w:hAnsi="Calibri" w:cs="Calibri"/>
+                <w:sz w:val="18"/>
+                <w:szCs w:val="18"/>
+              </w:rPr>
+              <w:t>}}</w:t>
             </w:r>
           </w:p>
         </w:tc>
@@ -3574,7 +3416,6 @@
                 <w:bCs/>
                 <w:color w:val="0F4761" w:themeColor="accent1" w:themeShade="BF"/>
               </w:rPr>
-              <w:lastRenderedPageBreak/>
               <w:t>NOMBRE DEL ALUMNO</w:t>
             </w:r>
           </w:p>
@@ -3657,6 +3498,7 @@
                 <w:sz w:val="20"/>
                 <w:szCs w:val="20"/>
               </w:rPr>
+              <w:lastRenderedPageBreak/>
               <w:t>{{adaptaciones_1}}</w:t>
             </w:r>
           </w:p>
@@ -3682,6 +3524,7 @@
                 <w:sz w:val="20"/>
                 <w:szCs w:val="20"/>
               </w:rPr>
+              <w:lastRenderedPageBreak/>
               <w:t>{{adaptaciones_actividad_1}}</w:t>
             </w:r>
           </w:p>
@@ -3701,6 +3544,7 @@
                 <w:sz w:val="20"/>
                 <w:szCs w:val="20"/>
               </w:rPr>
+              <w:lastRenderedPageBreak/>
               <w:t xml:space="preserve">{{/hay_adaptaciones_1}} </w:t>
             </w:r>
           </w:p>
@@ -3735,6 +3579,7 @@
                 <w:sz w:val="20"/>
                 <w:szCs w:val="20"/>
               </w:rPr>
+              <w:lastRenderedPageBreak/>
               <w:t>{{#hay_adaptaciones_</w:t>
             </w:r>
             <w:r>
@@ -6998,7 +6843,6 @@
   <w:style w:type="character" w:default="1" w:styleId="Fuentedeprrafopredeter">
     <w:name w:val="Default Paragraph Font"/>
     <w:uiPriority w:val="1"/>
-    <w:semiHidden/>
     <w:unhideWhenUsed/>
   </w:style>
   <w:style w:type="table" w:default="1" w:styleId="Tablanormal">

--- a/public/modelo-minedu-sesion.docx
+++ b/public/modelo-minedu-sesion.docx
@@ -4257,54 +4257,352 @@
     </w:p>
     <w:p>
       <w:pPr>
-        <w:ind w:left="-1276" w:right="-1277"/>
-      </w:pPr>
-      <w:r>
-        <w:t>{{</w:t>
-      </w:r>
-      <w:proofErr w:type="spellStart"/>
-      <w:r>
-        <w:t>teoria</w:t>
-      </w:r>
-      <w:proofErr w:type="spellEnd"/>
-      <w:r>
-        <w:t>}}</w:t>
-      </w:r>
-    </w:p>
-    <w:p>
-      <w:pPr>
-        <w:ind w:left="-1276" w:right="-1277"/>
-      </w:pPr>
-      <w:r>
-        <w:t>{{</w:t>
-      </w:r>
-      <w:proofErr w:type="spellStart"/>
-      <w:r>
-        <w:t>instrumento_contenido</w:t>
-      </w:r>
-      <w:proofErr w:type="spellEnd"/>
-      <w:r>
-        <w:t>}}</w:t>
-      </w:r>
-    </w:p>
-    <w:p>
-      <w:pPr>
-        <w:ind w:left="-1276" w:right="-1277"/>
-      </w:pPr>
-      <w:r>
-        <w:t>{{ficha}}</w:t>
-      </w:r>
-    </w:p>
-    <w:p>
-      <w:pPr>
-        <w:ind w:left="-1134" w:right="-1277"/>
+        <w:pageBreakBefore/>
+        <w:spacing w:before="240" w:after="100"/>
         <w:rPr>
           <w:rFonts w:ascii="Calibri" w:hAnsi="Calibri" w:cs="Calibri"/>
           <w:b/>
           <w:bCs/>
+          <w:color w:val="0F4761" w:themeColor="accent1" w:themeShade="BF"/>
         </w:rPr>
       </w:pPr>
+      <w:r>
+        <w:rPr>
+          <w:rFonts w:ascii="Calibri" w:hAnsi="Calibri" w:cs="Calibri"/>
+          <w:b/>
+          <w:bCs/>
+          <w:color w:val="0F4761" w:themeColor="accent1" w:themeShade="BF"/>
+        </w:rPr>
+        <w:lastRenderedPageBreak/>
+        <w:t>ANEXO I: SÍNTESIS CONCEPTUAL Y MARCO TEÓRICO</w:t>
+      </w:r>
     </w:p>
+    <w:tbl>
+      <w:tblPr>
+        <w:tblW w:w="9400" w:type="dxa"/>
+        <w:tblInd w:w="10" w:type="dxa"/>
+        <w:tblBorders>
+          <w:top w:val="single" w:sz="6" w:space="0" w:color="94A3B8"/>
+          <w:left w:val="single" w:sz="6" w:space="0" w:color="94A3B8"/>
+          <w:bottom w:val="single" w:sz="6" w:space="0" w:color="94A3B8"/>
+          <w:right w:val="single" w:sz="6" w:space="0" w:color="94A3B8"/>
+          <w:insideH w:val="single" w:sz="4" w:space="0" w:color="CBD5E1"/>
+          <w:insideV w:val="single" w:sz="4" w:space="0" w:color="CBD5E1"/>
+        </w:tblBorders>
+        <w:tblCellMar>
+          <w:left w:w="10" w:type="dxa"/>
+          <w:right w:w="10" w:type="dxa"/>
+        </w:tblCellMar>
+        <w:tblLook w:val="04A0" w:firstRow="1" w:lastRow="0" w:firstColumn="1" w:lastColumn="0" w:noHBand="0" w:noVBand="1"/>
+      </w:tblPr>
+      <w:tblGrid>
+        <w:gridCol w:w="9400"/>
+      </w:tblGrid>
+      <w:tr>
+        <w:tblPrEx>
+          <w:tblCellMar>
+            <w:top w:w="0" w:type="dxa"/>
+            <w:bottom w:w="0" w:type="dxa"/>
+          </w:tblCellMar>
+        </w:tblPrEx>
+        <w:tc>
+          <w:tcPr>
+            <w:tcW w:w="9400" w:type="dxa"/>
+            <w:shd w:val="clear" w:color="auto" w:fill="E2E8F0"/>
+          </w:tcPr>
+          <w:p>
+            <w:pPr>
+              <w:spacing w:before="60" w:after="60"/>
+            </w:pPr>
+            <w:r>
+              <w:rPr>
+                <w:rFonts w:ascii="Calibri" w:hAnsi="Calibri" w:cs="Calibri"/>
+                <w:b/>
+                <w:bCs/>
+                <w:color w:val="0F4761" w:themeColor="accent1" w:themeShade="BF"/>
+              </w:rPr>
+              <w:t>SÍNTESIS CONCEPTUAL (SUSTENTO DISCIPLINAR PARA EL ESTUDIANTE)</w:t>
+            </w:r>
+          </w:p>
+        </w:tc>
+      </w:tr>
+      <w:tr>
+        <w:tblPrEx>
+          <w:tblCellMar>
+            <w:top w:w="0" w:type="dxa"/>
+            <w:bottom w:w="0" w:type="dxa"/>
+          </w:tblCellMar>
+        </w:tblPrEx>
+        <w:tc>
+          <w:tcPr>
+            <w:tcW w:w="9400" w:type="dxa"/>
+            <w:tcMar>
+              <w:top w:w="160" w:type="dxa"/>
+              <w:left w:w="220" w:type="dxa"/>
+              <w:bottom w:w="160" w:type="dxa"/>
+              <w:right w:w="220" w:type="dxa"/>
+            </w:tcMar>
+          </w:tcPr>
+          <w:p>
+            <w:pPr>
+              <w:spacing w:before="60" w:line="280" w:lineRule="auto"/>
+            </w:pPr>
+            <w:r>
+              <w:rPr>
+                <w:color w:val="1F2937"/>
+                <w:sz w:val="21"/>
+              </w:rPr>
+              <w:t>{{</w:t>
+            </w:r>
+            <w:proofErr w:type="spellStart"/>
+            <w:r>
+              <w:rPr>
+                <w:color w:val="1F2937"/>
+                <w:sz w:val="21"/>
+              </w:rPr>
+              <w:t>teoria</w:t>
+            </w:r>
+            <w:proofErr w:type="spellEnd"/>
+            <w:r>
+              <w:rPr>
+                <w:color w:val="1F2937"/>
+                <w:sz w:val="21"/>
+              </w:rPr>
+              <w:t>}}</w:t>
+            </w:r>
+          </w:p>
+        </w:tc>
+      </w:tr>
+    </w:tbl>
+    <w:p>
+      <w:pPr>
+        <w:pageBreakBefore/>
+        <w:spacing w:before="240" w:after="100"/>
+        <w:rPr>
+          <w:rFonts w:ascii="Calibri" w:hAnsi="Calibri" w:cs="Calibri"/>
+          <w:b/>
+          <w:bCs/>
+          <w:color w:val="0F4761" w:themeColor="accent1" w:themeShade="BF"/>
+        </w:rPr>
+      </w:pPr>
+      <w:r>
+        <w:rPr>
+          <w:rFonts w:ascii="Calibri" w:hAnsi="Calibri" w:cs="Calibri"/>
+          <w:b/>
+          <w:bCs/>
+          <w:color w:val="0F4761" w:themeColor="accent1" w:themeShade="BF"/>
+        </w:rPr>
+        <w:lastRenderedPageBreak/>
+        <w:t>ANEXO II: INSTRUMENTO DE EVALUACIÓN FORMATIVA</w:t>
+      </w:r>
+    </w:p>
+    <w:tbl>
+      <w:tblPr>
+        <w:tblW w:w="9400" w:type="dxa"/>
+        <w:tblInd w:w="10" w:type="dxa"/>
+        <w:tblBorders>
+          <w:top w:val="single" w:sz="6" w:space="0" w:color="94A3B8"/>
+          <w:left w:val="single" w:sz="6" w:space="0" w:color="94A3B8"/>
+          <w:bottom w:val="single" w:sz="6" w:space="0" w:color="94A3B8"/>
+          <w:right w:val="single" w:sz="6" w:space="0" w:color="94A3B8"/>
+          <w:insideH w:val="single" w:sz="4" w:space="0" w:color="CBD5E1"/>
+          <w:insideV w:val="single" w:sz="4" w:space="0" w:color="CBD5E1"/>
+        </w:tblBorders>
+        <w:tblCellMar>
+          <w:left w:w="10" w:type="dxa"/>
+          <w:right w:w="10" w:type="dxa"/>
+        </w:tblCellMar>
+        <w:tblLook w:val="04A0" w:firstRow="1" w:lastRow="0" w:firstColumn="1" w:lastColumn="0" w:noHBand="0" w:noVBand="1"/>
+      </w:tblPr>
+      <w:tblGrid>
+        <w:gridCol w:w="9400"/>
+      </w:tblGrid>
+      <w:tr>
+        <w:tblPrEx>
+          <w:tblCellMar>
+            <w:top w:w="0" w:type="dxa"/>
+            <w:bottom w:w="0" w:type="dxa"/>
+          </w:tblCellMar>
+        </w:tblPrEx>
+        <w:tc>
+          <w:tcPr>
+            <w:tcW w:w="9400" w:type="dxa"/>
+            <w:shd w:val="clear" w:color="auto" w:fill="E2E8F0"/>
+          </w:tcPr>
+          <w:p>
+            <w:pPr>
+              <w:spacing w:before="60" w:after="60"/>
+            </w:pPr>
+            <w:r>
+              <w:rPr>
+                <w:rFonts w:ascii="Calibri" w:hAnsi="Calibri" w:cs="Calibri"/>
+                <w:b/>
+                <w:bCs/>
+                <w:color w:val="0F4761" w:themeColor="accent1" w:themeShade="BF"/>
+              </w:rPr>
+              <w:t>CRITERIOS DE VALORACIÓN Y PAUTA DE EVALUACIÓN</w:t>
+            </w:r>
+          </w:p>
+        </w:tc>
+      </w:tr>
+      <w:tr>
+        <w:tblPrEx>
+          <w:tblCellMar>
+            <w:top w:w="0" w:type="dxa"/>
+            <w:bottom w:w="0" w:type="dxa"/>
+          </w:tblCellMar>
+        </w:tblPrEx>
+        <w:tc>
+          <w:tcPr>
+            <w:tcW w:w="9400" w:type="dxa"/>
+            <w:tcMar>
+              <w:top w:w="160" w:type="dxa"/>
+              <w:left w:w="220" w:type="dxa"/>
+              <w:bottom w:w="160" w:type="dxa"/>
+              <w:right w:w="220" w:type="dxa"/>
+            </w:tcMar>
+          </w:tcPr>
+          <w:p>
+            <w:pPr>
+              <w:spacing w:before="60" w:line="280" w:lineRule="auto"/>
+            </w:pPr>
+            <w:r>
+              <w:rPr>
+                <w:color w:val="1F2937"/>
+                <w:sz w:val="21"/>
+              </w:rPr>
+              <w:t>{{</w:t>
+            </w:r>
+            <w:proofErr w:type="spellStart"/>
+            <w:r>
+              <w:rPr>
+                <w:color w:val="1F2937"/>
+                <w:sz w:val="21"/>
+              </w:rPr>
+              <w:t>instrumento_contenido</w:t>
+            </w:r>
+            <w:proofErr w:type="spellEnd"/>
+            <w:r>
+              <w:rPr>
+                <w:color w:val="1F2937"/>
+                <w:sz w:val="21"/>
+              </w:rPr>
+              <w:t>}}</w:t>
+            </w:r>
+          </w:p>
+        </w:tc>
+      </w:tr>
+    </w:tbl>
+    <w:p>
+      <w:pPr>
+        <w:pageBreakBefore/>
+        <w:spacing w:before="240" w:after="100"/>
+        <w:rPr>
+          <w:rFonts w:ascii="Calibri" w:hAnsi="Calibri" w:cs="Calibri"/>
+          <w:b/>
+          <w:bCs/>
+          <w:color w:val="0F4761" w:themeColor="accent1" w:themeShade="BF"/>
+        </w:rPr>
+      </w:pPr>
+      <w:r>
+        <w:rPr>
+          <w:rFonts w:ascii="Calibri" w:hAnsi="Calibri" w:cs="Calibri"/>
+          <w:b/>
+          <w:bCs/>
+          <w:color w:val="0F4761" w:themeColor="accent1" w:themeShade="BF"/>
+        </w:rPr>
+        <w:lastRenderedPageBreak/>
+        <w:t>ANEXO III: FICHA DE TRABAJO Y APLICACIÓN PRÁCTICA</w:t>
+      </w:r>
+    </w:p>
+    <w:tbl>
+      <w:tblPr>
+        <w:tblW w:w="9400" w:type="dxa"/>
+        <w:tblInd w:w="10" w:type="dxa"/>
+        <w:tblBorders>
+          <w:top w:val="single" w:sz="6" w:space="0" w:color="94A3B8"/>
+          <w:left w:val="single" w:sz="6" w:space="0" w:color="94A3B8"/>
+          <w:bottom w:val="single" w:sz="6" w:space="0" w:color="94A3B8"/>
+          <w:right w:val="single" w:sz="6" w:space="0" w:color="94A3B8"/>
+          <w:insideH w:val="single" w:sz="4" w:space="0" w:color="CBD5E1"/>
+          <w:insideV w:val="single" w:sz="4" w:space="0" w:color="CBD5E1"/>
+        </w:tblBorders>
+        <w:tblCellMar>
+          <w:left w:w="10" w:type="dxa"/>
+          <w:right w:w="10" w:type="dxa"/>
+        </w:tblCellMar>
+        <w:tblLook w:val="04A0" w:firstRow="1" w:lastRow="0" w:firstColumn="1" w:lastColumn="0" w:noHBand="0" w:noVBand="1"/>
+      </w:tblPr>
+      <w:tblGrid>
+        <w:gridCol w:w="9400"/>
+      </w:tblGrid>
+      <w:tr>
+        <w:tblPrEx>
+          <w:tblCellMar>
+            <w:top w:w="0" w:type="dxa"/>
+            <w:bottom w:w="0" w:type="dxa"/>
+          </w:tblCellMar>
+        </w:tblPrEx>
+        <w:tc>
+          <w:tcPr>
+            <w:tcW w:w="9400" w:type="dxa"/>
+            <w:shd w:val="clear" w:color="auto" w:fill="E2E8F0"/>
+          </w:tcPr>
+          <w:p>
+            <w:pPr>
+              <w:spacing w:before="60" w:after="60"/>
+              <w:rPr>
+                <w:rFonts w:ascii="Calibri" w:hAnsi="Calibri" w:cs="Calibri"/>
+                <w:b/>
+                <w:bCs/>
+                <w:color w:val="0F4761" w:themeColor="accent1" w:themeShade="BF"/>
+              </w:rPr>
+            </w:pPr>
+            <w:r>
+              <w:rPr>
+                <w:rFonts w:ascii="Calibri" w:hAnsi="Calibri" w:cs="Calibri"/>
+                <w:b/>
+                <w:bCs/>
+                <w:color w:val="0F4761" w:themeColor="accent1" w:themeShade="BF"/>
+              </w:rPr>
+              <w:t>ACTIVIDADES Y SITUACIONES PROBLEMÁTICAS DE APLICACIÓN</w:t>
+            </w:r>
+          </w:p>
+        </w:tc>
+      </w:tr>
+      <w:tr>
+        <w:tblPrEx>
+          <w:tblCellMar>
+            <w:top w:w="0" w:type="dxa"/>
+            <w:bottom w:w="0" w:type="dxa"/>
+          </w:tblCellMar>
+        </w:tblPrEx>
+        <w:tc>
+          <w:tcPr>
+            <w:tcW w:w="9400" w:type="dxa"/>
+            <w:tcMar>
+              <w:top w:w="160" w:type="dxa"/>
+              <w:left w:w="220" w:type="dxa"/>
+              <w:bottom w:w="160" w:type="dxa"/>
+              <w:right w:w="220" w:type="dxa"/>
+            </w:tcMar>
+          </w:tcPr>
+          <w:p>
+            <w:pPr>
+              <w:spacing w:before="60" w:line="280" w:lineRule="auto"/>
+            </w:pPr>
+            <w:r>
+              <w:rPr>
+                <w:color w:val="1F2937"/>
+                <w:sz w:val="21"/>
+              </w:rPr>
+              <w:t>{{ficha}}</w:t>
+            </w:r>
+          </w:p>
+        </w:tc>
+      </w:tr>
+    </w:tbl>
+    <w:p/>
     <w:p>
       <w:pPr>
         <w:ind w:right="-1277"/>
@@ -6843,6 +7141,7 @@
   <w:style w:type="character" w:default="1" w:styleId="Fuentedeprrafopredeter">
     <w:name w:val="Default Paragraph Font"/>
     <w:uiPriority w:val="1"/>
+    <w:semiHidden/>
     <w:unhideWhenUsed/>
   </w:style>
   <w:style w:type="table" w:default="1" w:styleId="Tablanormal">
